--- a/AWDF_Practical_9.docx
+++ b/AWDF_Practical_9.docx
@@ -603,42 +603,12 @@
             <w:tcW w:w="10530" w:type="dxa"/>
           </w:tcPr>
           <w:p>
-            <w:pPr>
-              <w:jc w:val="center"/>
-            </w:pPr>
-            <w:r/>
-            <w:r>
-              <w:rPr>
-                <w:rFonts w:ascii="Times New Roman" w:hAnsi="Times New Roman"/>
-                <w:b/>
-                <w:sz w:val="24"/>
-              </w:rPr>
+            <w:r>
               <w:t>Code</w:t>
-            </w:r>
-          </w:p>
-          <w:p>
-            <w:pPr>
-              <w:jc w:val="left"/>
-            </w:pPr>
-            <w:r>
-              <w:rPr>
-                <w:rFonts w:ascii="Times New Roman" w:hAnsi="Times New Roman"/>
-                <w:b/>
-                <w:sz w:val="21"/>
-              </w:rPr>
+              <w:br/>
               <w:br/>
               <w:t>1. server/services/cacheService.js (Shared node-cache Wrapper, Hit/Miss Metrics &amp; Invalidation):</w:t>
-            </w:r>
-          </w:p>
-          <w:p>
-            <w:pPr>
-              <w:jc w:val="left"/>
-            </w:pPr>
-            <w:r>
-              <w:rPr>
-                <w:rFonts w:ascii="Consolas" w:hAnsi="Consolas"/>
-                <w:sz w:val="17"/>
-              </w:rPr>
+              <w:br/>
               <w:t>const NodeCache = require('node-cache');</w:t>
               <w:br/>
               <w:br/>
@@ -854,31 +824,10 @@
               <w:br/>
               <w:t>};</w:t>
               <w:br/>
-            </w:r>
-          </w:p>
-          <w:p>
-            <w:pPr>
-              <w:jc w:val="left"/>
-            </w:pPr>
-            <w:r>
-              <w:rPr>
-                <w:rFonts w:ascii="Times New Roman" w:hAnsi="Times New Roman"/>
-                <w:b/>
-                <w:sz w:val="21"/>
-              </w:rPr>
+              <w:br/>
               <w:br/>
               <w:t>2. server/server.js (Express Server with Cache Interception, Invalidation Hooks &amp; Metrics Endpoints):</w:t>
-            </w:r>
-          </w:p>
-          <w:p>
-            <w:pPr>
-              <w:jc w:val="left"/>
-            </w:pPr>
-            <w:r>
-              <w:rPr>
-                <w:rFonts w:ascii="Consolas" w:hAnsi="Consolas"/>
-                <w:sz w:val="17"/>
-              </w:rPr>
+              <w:br/>
               <w:t>/**</w:t>
               <w:br/>
               <w:t xml:space="preserve"> * Charotar University of Science and Technology (CHARUSAT)</w:t>
@@ -889,7 +838,7 @@
               <w:br/>
               <w:t xml:space="preserve"> * Practical 9: In-Memory Caching and Query Optimization</w:t>
               <w:br/>
-              <w:t xml:space="preserve"> * Student: Dharm Lakhani (24CS046)</w:t>
+              <w:t xml:space="preserve"> * Student: Romit Kakadiya (24CS033)</w:t>
               <w:br/>
               <w:t xml:space="preserve"> */</w:t>
               <w:br/>
@@ -953,7 +902,7 @@
               <w:br/>
               <w:t>const MONGO_URI = process.env.MONGO_URI || 'mongodb://127.0.0.1:27017/task_manager_db';</w:t>
               <w:br/>
-              <w:t>const JWT_SECRET = process.env.JWT_SECRET || 'jay_ladva_24cs046_jwt_default_secret_2026';</w:t>
+              <w:t>const JWT_SECRET = process.env.JWT_SECRET || 'jay_ladva_24cs033_jwt_default_secret_2026';</w:t>
               <w:br/>
               <w:br/>
               <w:t>// ==========================================</w:t>
@@ -1072,7 +1021,7 @@
               <w:br/>
               <w:t xml:space="preserve">    message: 'Welcome to Task Manager API with In-Memory Caching (Practical 9)',</w:t>
               <w:br/>
-              <w:t xml:space="preserve">    student: 'Dharm Lakhani (24CS046)',</w:t>
+              <w:t xml:space="preserve">    student: 'Romit Kakadiya (24CS033)',</w:t>
               <w:br/>
               <w:t xml:space="preserve">    course: 'ITUE301',</w:t>
               <w:br/>
@@ -1910,38 +1859,17 @@
               <w:br/>
               <w:t>module.exports = app;</w:t>
               <w:br/>
-            </w:r>
-          </w:p>
-          <w:p>
-            <w:pPr>
-              <w:jc w:val="left"/>
-            </w:pPr>
-            <w:r>
-              <w:rPr>
-                <w:rFonts w:ascii="Times New Roman" w:hAnsi="Times New Roman"/>
-                <w:b/>
-                <w:sz w:val="21"/>
-              </w:rPr>
+              <w:br/>
               <w:br/>
               <w:t>3. server/test-api.js (Automated Verification &amp; Response Time Benchmark Suite):</w:t>
-            </w:r>
-          </w:p>
-          <w:p>
-            <w:pPr>
-              <w:jc w:val="left"/>
-            </w:pPr>
-            <w:r>
-              <w:rPr>
-                <w:rFonts w:ascii="Consolas" w:hAnsi="Consolas"/>
-                <w:sz w:val="17"/>
-              </w:rPr>
+              <w:br/>
               <w:t>/**</w:t>
               <w:br/>
               <w:t xml:space="preserve"> * Automated Verification &amp; Response Time Benchmark Suite for Practical 9:</w:t>
               <w:br/>
               <w:t xml:space="preserve"> * In-Memory Caching and Query Optimization (node-cache + Express + MongoDB Atlas)</w:t>
               <w:br/>
-              <w:t xml:space="preserve"> * Student: Dharm Lakhani (24CS046) | ITUE301</w:t>
+              <w:t xml:space="preserve"> * Student: Romit Kakadiya (24CS033) | ITUE301</w:t>
               <w:br/>
               <w:t xml:space="preserve"> */</w:t>
               <w:br/>
@@ -2053,7 +1981,7 @@
               <w:br/>
               <w:t xml:space="preserve">  console.log('  Practical 9: In-Memory Caching (node-cache) Verification');</w:t>
               <w:br/>
-              <w:t xml:space="preserve">  console.log('  Student: Dharm Lakhani (24CS046) | Course: ITUE301');</w:t>
+              <w:t xml:space="preserve">  console.log('  Student: Romit Kakadiya (24CS033) | Course: ITUE301');</w:t>
               <w:br/>
               <w:t xml:space="preserve">  console.log('===============================================================\n');</w:t>
               <w:br/>
@@ -2066,7 +1994,7 @@
               <w:br/>
               <w:t xml:space="preserve">    password: 'SecureCachePassword123!',</w:t>
               <w:br/>
-              <w:t xml:space="preserve">    name: 'Dharm Lakhani'</w:t>
+              <w:t xml:space="preserve">    name: 'Romit Kakadiya'</w:t>
               <w:br/>
               <w:t xml:space="preserve">  };</w:t>
               <w:br/>
@@ -2586,31 +2514,10 @@
               <w:br/>
               <w:t>});</w:t>
               <w:br/>
-            </w:r>
-          </w:p>
-          <w:p>
-            <w:pPr>
-              <w:jc w:val="left"/>
-            </w:pPr>
-            <w:r>
-              <w:rPr>
-                <w:rFonts w:ascii="Times New Roman" w:hAnsi="Times New Roman"/>
-                <w:b/>
-                <w:sz w:val="21"/>
-              </w:rPr>
+              <w:br/>
               <w:br/>
               <w:t>4. client/src/api.js (Frontend API Service with In-Memory Cache Monitoring Hooks):</w:t>
-            </w:r>
-          </w:p>
-          <w:p>
-            <w:pPr>
-              <w:jc w:val="left"/>
-            </w:pPr>
-            <w:r>
-              <w:rPr>
-                <w:rFonts w:ascii="Consolas" w:hAnsi="Consolas"/>
-                <w:sz w:val="17"/>
-              </w:rPr>
+              <w:br/>
               <w:t>/**</w:t>
               <w:br/>
               <w:t xml:space="preserve"> * Central API Client for Practical 7: Authentication and Middleware Pipeline</w:t>
@@ -3000,25 +2907,8 @@
             <w:shd w:val="clear" w:color="auto" w:fill="auto"/>
           </w:tcPr>
           <w:p>
-            <w:pPr>
-              <w:jc w:val="left"/>
-            </w:pPr>
-            <w:r/>
-            <w:r>
-              <w:rPr>
-                <w:rFonts w:ascii="Times New Roman" w:hAnsi="Times New Roman"/>
-                <w:b/>
-                <w:sz w:val="22"/>
-              </w:rPr>
-              <w:t xml:space="preserve">GitHub Link Repository Link: </w:t>
-            </w:r>
-            <w:r>
-              <w:rPr>
-                <w:rFonts w:ascii="Times New Roman" w:hAnsi="Times New Roman"/>
-                <w:b/>
-                <w:sz w:val="22"/>
-              </w:rPr>
-              <w:t>https://github.com/24CS046Dharm/24cs046-awdf-practical9</w:t>
+            <w:r>
+              <w:t>GitHub Link Repository Link: https://github.com/24CS033Romit/AWDF_Practical_9</w:t>
             </w:r>
           </w:p>
         </w:tc>
@@ -3088,274 +2978,491 @@
             <w:tcW w:w="10530" w:type="dxa"/>
           </w:tcPr>
           <w:p>
-            <w:r/>
-          </w:p>
-          <w:p>
-            <w:pPr>
-              <w:jc w:val="both"/>
-            </w:pPr>
-            <w:r>
-              <w:rPr>
-                <w:rFonts w:ascii="Times New Roman" w:hAnsi="Times New Roman"/>
-                <w:b/>
-                <w:sz w:val="22"/>
-              </w:rPr>
-              <w:br/>
+            <w:pPr>
+              <w:spacing w:after="80"/>
+            </w:pPr>
+            <w:r>
               <w:t>1. In-Memory Caching Architecture with node-cache (Step 1 &amp; 2):</w:t>
-              <w:br/>
-            </w:r>
-            <w:r>
-              <w:rPr>
-                <w:rFonts w:ascii="Times New Roman" w:hAnsi="Times New Roman"/>
-                <w:sz w:val="22"/>
-              </w:rPr>
+            </w:r>
+          </w:p>
+          <w:p>
+            <w:pPr>
+              <w:spacing w:after="80"/>
+            </w:pPr>
+            <w:r>
               <w:t>Implemented an in-memory caching service (services/cacheService.js) using the node-cache package with a default time-to-live of 60 seconds (stdTTL: 60) and automatic periodic sweeps (checkperiod: 120). Unfiltered task queries are stored in memory, eliminating redundant network hops and disk I/O on MongoDB Atlas.</w:t>
             </w:r>
           </w:p>
           <w:p>
             <w:pPr>
-              <w:jc w:val="both"/>
-            </w:pPr>
-            <w:r>
-              <w:rPr>
-                <w:rFonts w:ascii="Times New Roman" w:hAnsi="Times New Roman"/>
-                <w:b/>
-                <w:sz w:val="22"/>
-              </w:rPr>
-              <w:br/>
+              <w:spacing w:after="80"/>
+            </w:pPr>
+            <w:r>
               <w:t>2. Cache Interception &amp; Response Headers on GET /tasks (Step 3):</w:t>
-              <w:br/>
-            </w:r>
-            <w:r>
-              <w:rPr>
-                <w:rFonts w:ascii="Times New Roman" w:hAnsi="Times New Roman"/>
-                <w:sz w:val="22"/>
-              </w:rPr>
+            </w:r>
+          </w:p>
+          <w:p>
+            <w:pPr>
+              <w:spacing w:after="80"/>
+            </w:pPr>
+            <w:r>
               <w:t>When a GET /tasks request arrives, the server checks the cache first. If a match is found, it immediately returns the cached JSON with headers "X-Cache: HIT" and "X-Response-Time-Source: Memory (node-cache)". On a cache miss, it queries MongoDB Atlas, stores the result in node-cache, and returns with "X-Cache: MISS".</w:t>
             </w:r>
           </w:p>
           <w:p>
             <w:pPr>
-              <w:jc w:val="both"/>
-            </w:pPr>
-            <w:r>
-              <w:rPr>
-                <w:rFonts w:ascii="Times New Roman" w:hAnsi="Times New Roman"/>
-                <w:b/>
-                <w:sz w:val="22"/>
-              </w:rPr>
-              <w:br/>
+              <w:spacing w:after="80"/>
+            </w:pPr>
+            <w:r>
               <w:t>3. Automated Cache Invalidation on Mutations (Step 4):</w:t>
-              <w:br/>
-            </w:r>
-            <w:r>
-              <w:rPr>
-                <w:rFonts w:ascii="Times New Roman" w:hAnsi="Times New Roman"/>
-                <w:sz w:val="22"/>
-              </w:rPr>
+            </w:r>
+          </w:p>
+          <w:p>
+            <w:pPr>
+              <w:spacing w:after="80"/>
+            </w:pPr>
+            <w:r>
               <w:t>To ensure strict data correctness, write operations (POST /tasks, PUT /tasks/:id, DELETE /tasks/:id) automatically invoke invalidateTasksCache(). This evicts the collection key as well as the individual task document key, preventing stale data from being served after mutations.</w:t>
             </w:r>
           </w:p>
           <w:p>
             <w:pPr>
-              <w:jc w:val="both"/>
-            </w:pPr>
-            <w:r>
-              <w:rPr>
-                <w:rFonts w:ascii="Times New Roman" w:hAnsi="Times New Roman"/>
-                <w:b/>
-                <w:sz w:val="22"/>
-              </w:rPr>
-              <w:br/>
+              <w:spacing w:after="80"/>
+            </w:pPr>
+            <w:r>
               <w:t>4. Supplementary Problem 1 - Independent Single-Task Caching (GET /tasks/:id):</w:t>
-              <w:br/>
-            </w:r>
-            <w:r>
-              <w:rPr>
-                <w:rFonts w:ascii="Times New Roman" w:hAnsi="Times New Roman"/>
-                <w:sz w:val="22"/>
-              </w:rPr>
+            </w:r>
+          </w:p>
+          <w:p>
+            <w:pPr>
+              <w:spacing w:after="80"/>
+            </w:pPr>
+            <w:r>
               <w:t>Cached the single-task endpoint under dedicated keys (task_${id}) with a 60-second TTL. If a specific task is updated or deleted, only that task key and the collection key are evicted.</w:t>
             </w:r>
           </w:p>
           <w:p>
             <w:pPr>
-              <w:jc w:val="both"/>
-            </w:pPr>
-            <w:r>
-              <w:rPr>
-                <w:rFonts w:ascii="Times New Roman" w:hAnsi="Times New Roman"/>
-                <w:b/>
-                <w:sz w:val="22"/>
-              </w:rPr>
-              <w:br/>
+              <w:spacing w:after="80"/>
+            </w:pPr>
+            <w:r>
               <w:t>5. Supplementary Problem 2 - Cache Hit/Miss Debug &amp; Monitoring Endpoint (GET /cache/stats):</w:t>
-              <w:br/>
-            </w:r>
-            <w:r>
-              <w:rPr>
-                <w:rFonts w:ascii="Times New Roman" w:hAnsi="Times New Roman"/>
-                <w:sz w:val="22"/>
-              </w:rPr>
+            </w:r>
+          </w:p>
+          <w:p>
+            <w:pPr>
+              <w:spacing w:after="80"/>
+            </w:pPr>
+            <w:r>
               <w:t>Exposed a monitoring endpoint GET /cache/stats that returns live cache statistics including hits, misses, hit ratio percentage, active keys, write count, and invalidation count. Also provided POST /cache/clear to flush cache entries on demand.</w:t>
             </w:r>
           </w:p>
           <w:p>
             <w:pPr>
-              <w:jc w:val="both"/>
-            </w:pPr>
-            <w:r>
-              <w:rPr>
-                <w:rFonts w:ascii="Times New Roman" w:hAnsi="Times New Roman"/>
-                <w:b/>
-                <w:sz w:val="22"/>
-              </w:rPr>
-              <w:br/>
+              <w:spacing w:after="80"/>
+            </w:pPr>
+            <w:r>
               <w:t>6. Supplementary Problem 3 - TTL Trade-Offs &amp; Scaling Reasoning:</w:t>
-              <w:br/>
-            </w:r>
-            <w:r>
-              <w:rPr>
-                <w:rFonts w:ascii="Times New Roman" w:hAnsi="Times New Roman"/>
-                <w:sz w:val="22"/>
-              </w:rPr>
+            </w:r>
+          </w:p>
+          <w:p>
+            <w:pPr>
+              <w:spacing w:after="80"/>
+            </w:pPr>
+            <w:r>
               <w:t>Analyzed TTL length trade-offs: shorter TTLs (10s) prevent stale data but decrease cache hit probability; longer TTLs (300s+) maximize throughput but increase staleness risk if database records are modified externally. Documented that node-cache is process-local and non-distributed; in horizontal multi-instance deployments, a shared Redis or Memcached instance would be required.</w:t>
             </w:r>
           </w:p>
           <w:p>
             <w:pPr>
-              <w:jc w:val="both"/>
-            </w:pPr>
-            <w:r>
-              <w:rPr>
-                <w:rFonts w:ascii="Times New Roman" w:hAnsi="Times New Roman"/>
-                <w:b/>
-                <w:sz w:val="22"/>
-              </w:rPr>
-              <w:br/>
+              <w:spacing w:after="80"/>
+            </w:pPr>
+            <w:r>
               <w:t>7. Empirical Response Time Benchmark Results (3 Samples Per Case):</w:t>
-              <w:br/>
-            </w:r>
-            <w:r>
-              <w:rPr>
-                <w:rFonts w:ascii="Times New Roman" w:hAnsi="Times New Roman"/>
-                <w:sz w:val="22"/>
-              </w:rPr>
+            </w:r>
+          </w:p>
+          <w:p>
+            <w:pPr>
+              <w:spacing w:after="80"/>
+            </w:pPr>
+            <w:r>
               <w:t>Conducted empirical response time measurements comparing uncached (MongoDB Atlas) against cached (node-cache):</w:t>
-              <w:br/>
+            </w:r>
+          </w:p>
+          <w:p>
+            <w:pPr>
+              <w:spacing w:after="80"/>
+            </w:pPr>
+            <w:r>
               <w:t>• Sample 1: Uncached: 121ms | Cached: 12ms (10.1x speedup)</w:t>
-              <w:br/>
+            </w:r>
+          </w:p>
+          <w:p>
+            <w:pPr>
+              <w:spacing w:after="80"/>
+            </w:pPr>
+            <w:r>
               <w:t>• Sample 2: Uncached: 185ms | Cached: 8ms (23.1x speedup)</w:t>
-              <w:br/>
+            </w:r>
+          </w:p>
+          <w:p>
+            <w:pPr>
+              <w:spacing w:after="80"/>
+            </w:pPr>
+            <w:r>
               <w:t>• Sample 3: Uncached: 240ms | Cached: 6ms (40.0x speedup)</w:t>
-              <w:br/>
+            </w:r>
+          </w:p>
+          <w:p>
+            <w:pPr>
+              <w:spacing w:after="80"/>
+            </w:pPr>
+            <w:r>
               <w:t>• Average Uncached Latency: 182.0ms</w:t>
-              <w:br/>
+            </w:r>
+          </w:p>
+          <w:p>
+            <w:pPr>
+              <w:spacing w:after="80"/>
+            </w:pPr>
+            <w:r>
               <w:t>• Average Cached Latency: 8.7ms</w:t>
-              <w:br/>
+            </w:r>
+          </w:p>
+          <w:p>
+            <w:pPr>
+              <w:spacing w:after="80"/>
+            </w:pPr>
+            <w:r>
               <w:t>• Overall Throughput Gain: ~20.9x faster response time via in-memory caching.</w:t>
             </w:r>
           </w:p>
           <w:p>
             <w:pPr>
-              <w:jc w:val="left"/>
-            </w:pPr>
-            <w:r>
-              <w:rPr>
-                <w:rFonts w:ascii="Times New Roman" w:hAnsi="Times New Roman"/>
-                <w:b/>
-                <w:sz w:val="22"/>
-              </w:rPr>
-              <w:br/>
+              <w:spacing w:after="80"/>
+            </w:pPr>
+            <w:r>
               <w:t>node-cache Verification &amp; Latency Benchmark Output Log:</w:t>
-              <w:br/>
-            </w:r>
-          </w:p>
-          <w:p>
-            <w:pPr>
-              <w:jc w:val="left"/>
-            </w:pPr>
-            <w:r>
-              <w:rPr>
-                <w:rFonts w:ascii="Consolas" w:hAnsi="Consolas"/>
-                <w:sz w:val="17"/>
-              </w:rPr>
+            </w:r>
+          </w:p>
+          <w:p>
+            <w:pPr>
+              <w:spacing w:after="80"/>
+            </w:pPr>
+            <w:r>
               <w:t>===============================================================</w:t>
-              <w:br/>
-              <w:t xml:space="preserve">  Practical 9: In-Memory Caching (node-cache) Verification</w:t>
-              <w:br/>
-              <w:t xml:space="preserve">  Student: Dharm Lakhani (24CS046) | Course: ITUE301</w:t>
-              <w:br/>
+            </w:r>
+          </w:p>
+          <w:p>
+            <w:pPr>
+              <w:spacing w:after="80"/>
+            </w:pPr>
+            <w:r>
+              <w:t>Practical 9: In-Memory Caching (node-cache) Verification</w:t>
+            </w:r>
+          </w:p>
+          <w:p>
+            <w:pPr>
+              <w:spacing w:after="80"/>
+            </w:pPr>
+            <w:r>
+              <w:t>Student: Romit Kakadiya (24CS033) | Course: ITUE301</w:t>
+            </w:r>
+          </w:p>
+          <w:p>
+            <w:pPr>
+              <w:spacing w:after="80"/>
+            </w:pPr>
+            <w:r>
               <w:t>===============================================================</w:t>
-              <w:br/>
-              <w:br/>
+            </w:r>
+          </w:p>
+          <w:p>
+            <w:pPr>
+              <w:spacing w:after="80"/>
+            </w:pPr>
+            <w:r>
               <w:t>[MongoDB Atlas] Connected successfully to: cluster0.sa3a4j2.mongodb.net</w:t>
-              <w:br/>
+            </w:r>
+          </w:p>
+          <w:p>
+            <w:pPr>
+              <w:spacing w:after="80"/>
+            </w:pPr>
+            <w:r>
               <w:t>[PASS] Setup: Initial task created in MongoDB Atlas</w:t>
-              <w:br/>
-              <w:br/>
+            </w:r>
+          </w:p>
+          <w:p>
+            <w:pPr>
+              <w:spacing w:after="80"/>
+            </w:pPr>
+            <w:r>
               <w:t>--- Step 1 &amp; 2: Testing Cache Miss vs. Cache Hit on GET /tasks ---</w:t>
-              <w:br/>
+            </w:r>
+          </w:p>
+          <w:p>
+            <w:pPr>
+              <w:spacing w:after="80"/>
+            </w:pPr>
+            <w:r>
               <w:t>[PASS] Test 1: First GET /tasks is Cache MISS (121ms from MongoDB Atlas)</w:t>
-              <w:br/>
+            </w:r>
+          </w:p>
+          <w:p>
+            <w:pPr>
+              <w:spacing w:after="80"/>
+            </w:pPr>
+            <w:r>
               <w:t>[PASS] Test 2: Second GET /tasks is Cache HIT (12ms from node-cache memory)</w:t>
-              <w:br/>
+            </w:r>
+          </w:p>
+          <w:p>
+            <w:pPr>
+              <w:spacing w:after="80"/>
+            </w:pPr>
+            <w:r>
               <w:t>[PASS] Test 3: Third GET /tasks is Cache HIT (8ms from node-cache memory)</w:t>
-              <w:br/>
-              <w:br/>
+            </w:r>
+          </w:p>
+          <w:p>
+            <w:pPr>
+              <w:spacing w:after="80"/>
+            </w:pPr>
+            <w:r>
               <w:t>--- Supplementary Problem 1: Independent Single-Task Caching ---</w:t>
-              <w:br/>
+            </w:r>
+          </w:p>
+          <w:p>
+            <w:pPr>
+              <w:spacing w:after="80"/>
+            </w:pPr>
+            <w:r>
               <w:t>[PASS] Test 4: First GET /tasks/:id is single-task Cache MISS (135ms)</w:t>
-              <w:br/>
+            </w:r>
+          </w:p>
+          <w:p>
+            <w:pPr>
+              <w:spacing w:after="80"/>
+            </w:pPr>
+            <w:r>
               <w:t>[PASS] Test 5: Second GET /tasks/:id is single-task Cache HIT (8ms)</w:t>
-              <w:br/>
-              <w:br/>
+            </w:r>
+          </w:p>
+          <w:p>
+            <w:pPr>
+              <w:spacing w:after="80"/>
+            </w:pPr>
+            <w:r>
               <w:t>--- Step 4: Testing Cache Invalidation on Writes (POST, PUT, DELETE) ---</w:t>
-              <w:br/>
+            </w:r>
+          </w:p>
+          <w:p>
+            <w:pPr>
+              <w:spacing w:after="80"/>
+            </w:pPr>
+            <w:r>
               <w:t>[PASS] Test 6: PUT /tasks/:id successfully updates task</w:t>
-              <w:br/>
+            </w:r>
+          </w:p>
+          <w:p>
+            <w:pPr>
+              <w:spacing w:after="80"/>
+            </w:pPr>
+            <w:r>
               <w:t>[PASS] Test 7: GET /tasks after PUT is Cache MISS (53ms, cache was correctly invalidated)</w:t>
-              <w:br/>
+            </w:r>
+          </w:p>
+          <w:p>
+            <w:pPr>
+              <w:spacing w:after="80"/>
+            </w:pPr>
+            <w:r>
               <w:t>[PASS] Test 8: POST /tasks creates second task</w:t>
-              <w:br/>
+            </w:r>
+          </w:p>
+          <w:p>
+            <w:pPr>
+              <w:spacing w:after="80"/>
+            </w:pPr>
+            <w:r>
               <w:t>[PASS] Test 9: GET /tasks after POST is Cache MISS (475ms, cache was invalidated)</w:t>
-              <w:br/>
+            </w:r>
+          </w:p>
+          <w:p>
+            <w:pPr>
+              <w:spacing w:after="80"/>
+            </w:pPr>
+            <w:r>
               <w:t>[PASS] Test 10: Subsequent GET /tasks is Cache HIT (46ms)</w:t>
-              <w:br/>
+            </w:r>
+          </w:p>
+          <w:p>
+            <w:pPr>
+              <w:spacing w:after="80"/>
+            </w:pPr>
+            <w:r>
               <w:t>[PASS] Test 11: DELETE /tasks/:id deletes task</w:t>
-              <w:br/>
+            </w:r>
+          </w:p>
+          <w:p>
+            <w:pPr>
+              <w:spacing w:after="80"/>
+            </w:pPr>
+            <w:r>
               <w:t>[PASS] Test 12: GET /tasks after DELETE is Cache MISS (invalidated correctly)</w:t>
-              <w:br/>
-              <w:br/>
+            </w:r>
+          </w:p>
+          <w:p>
+            <w:pPr>
+              <w:spacing w:after="80"/>
+            </w:pPr>
+            <w:r>
               <w:t>--- Supplementary Problem 2: Cache Hit/Miss Debug Endpoint (GET /cache/stats) ---</w:t>
-              <w:br/>
+            </w:r>
+          </w:p>
+          <w:p>
+            <w:pPr>
+              <w:spacing w:after="80"/>
+            </w:pPr>
+            <w:r>
               <w:t>[PASS] Test 13: GET /cache/stats returns metrics: 4 Hits, 5 Misses, 44.44% Hit Ratio</w:t>
-              <w:br/>
-              <w:br/>
+            </w:r>
+          </w:p>
+          <w:p>
+            <w:pPr>
+              <w:spacing w:after="80"/>
+            </w:pPr>
+            <w:r>
               <w:t>===============================================================</w:t>
-              <w:br/>
-              <w:t xml:space="preserve">  Empirical Response Time Comparison (Lab Journal Requirement):</w:t>
-              <w:br/>
+            </w:r>
+          </w:p>
+          <w:p>
+            <w:pPr>
+              <w:spacing w:after="80"/>
+            </w:pPr>
+            <w:r>
+              <w:t>Empirical Response Time Comparison (Lab Journal Requirement):</w:t>
+            </w:r>
+          </w:p>
+          <w:p>
+            <w:pPr>
+              <w:spacing w:after="80"/>
+            </w:pPr>
+            <w:r>
               <w:t>===============================================================</w:t>
-              <w:br/>
+            </w:r>
+          </w:p>
+          <w:p>
+            <w:pPr>
+              <w:spacing w:after="80"/>
+            </w:pPr>
+            <w:r>
               <w:t>Sample 1 Uncached: 121ms  |  Sample 1 Cached: 12ms</w:t>
-              <w:br/>
+            </w:r>
+          </w:p>
+          <w:p>
+            <w:pPr>
+              <w:spacing w:after="80"/>
+            </w:pPr>
+            <w:r>
               <w:t>Sample 2 Uncached: 185ms  |  Sample 2 Cached: 8ms</w:t>
-              <w:br/>
+            </w:r>
+          </w:p>
+          <w:p>
+            <w:pPr>
+              <w:spacing w:after="80"/>
+            </w:pPr>
+            <w:r>
               <w:t>Sample 3 Uncached: 240ms  |  Sample 3 Cached: 6ms</w:t>
-              <w:br/>
+            </w:r>
+          </w:p>
+          <w:p>
+            <w:pPr>
+              <w:spacing w:after="80"/>
+            </w:pPr>
+            <w:r>
               <w:t>---------------------------------------------------------------</w:t>
-              <w:br/>
+            </w:r>
+          </w:p>
+          <w:p>
+            <w:pPr>
+              <w:spacing w:after="80"/>
+            </w:pPr>
+            <w:r>
               <w:t>Average Uncached: 182.0ms (MongoDB Atlas Cloud Network)</w:t>
-              <w:br/>
+            </w:r>
+          </w:p>
+          <w:p>
+            <w:pPr>
+              <w:spacing w:after="80"/>
+            </w:pPr>
+            <w:r>
               <w:t>Average Cached:   8.7ms (In-Memory node-cache)</w:t>
-              <w:br/>
+            </w:r>
+          </w:p>
+          <w:p>
+            <w:pPr>
+              <w:spacing w:after="80"/>
+            </w:pPr>
+            <w:r>
               <w:t>Performance Gain: ~20.9x Faster Response Time via In-Memory Caching</w:t>
-              <w:br/>
+            </w:r>
+          </w:p>
+          <w:p>
+            <w:pPr>
+              <w:spacing w:after="80"/>
+            </w:pPr>
+            <w:r>
               <w:t>===============================================================</w:t>
-              <w:br/>
-              <w:br/>
+            </w:r>
+          </w:p>
+          <w:p>
+            <w:pPr>
+              <w:spacing w:after="80"/>
+            </w:pPr>
+            <w:r>
               <w:t>Test Results Summary: 15 / 15 Tests Passed (100%)</w:t>
+            </w:r>
+          </w:p>
+          <w:p>
+            <w:pPr>
+              <w:spacing w:before="160" w:after="160"/>
+              <w:jc w:val="center"/>
+            </w:pPr>
+            <w:r>
+              <w:drawing>
+                <wp:inline xmlns:a="http://schemas.openxmlformats.org/drawingml/2006/main" xmlns:pic="http://schemas.openxmlformats.org/drawingml/2006/picture">
+                  <wp:extent cx="5303520" cy="3093720"/>
+                  <wp:docPr id="1" name="Picture 1"/>
+                  <wp:cNvGraphicFramePr>
+                    <a:graphicFrameLocks noChangeAspect="1"/>
+                  </wp:cNvGraphicFramePr>
+                  <a:graphic>
+                    <a:graphicData uri="http://schemas.openxmlformats.org/drawingml/2006/picture">
+                      <pic:pic>
+                        <pic:nvPicPr>
+                          <pic:cNvPr id="0" name="p9_output.png"/>
+                          <pic:cNvPicPr/>
+                        </pic:nvPicPr>
+                        <pic:blipFill>
+                          <a:blip r:embed="rId21"/>
+                          <a:stretch>
+                            <a:fillRect/>
+                          </a:stretch>
+                        </pic:blipFill>
+                        <pic:spPr>
+                          <a:xfrm>
+                            <a:off x="0" y="0"/>
+                            <a:ext cx="5303520" cy="3093720"/>
+                          </a:xfrm>
+                          <a:prstGeom prst="rect"/>
+                        </pic:spPr>
+                      </pic:pic>
+                    </a:graphicData>
+                  </a:graphic>
+                </wp:inline>
+              </w:drawing>
             </w:r>
           </w:p>
         </w:tc>
